--- a/docs/word/Chorus - User Manual.docx
+++ b/docs/word/Chorus - User Manual.docx
@@ -476,7 +476,7 @@
     </w:p>
     <w:bookmarkEnd w:id="9"/>
     <w:bookmarkEnd w:id="10"/>
-    <w:bookmarkStart w:id="13" w:name="Xa023a275a1f8726eae31344a75046d340aa2398"/>
+    <w:bookmarkStart w:id="15" w:name="Xa023a275a1f8726eae31344a75046d340aa2398"/>
     <w:p>
       <w:pPr>
         <w:pStyle w:val="Heading2"/>
@@ -607,51 +607,14 @@
         <w:t xml:space="preserve">You can go past that limit by mixing transports, for example two Bluetooth speakers plus a tablet on Miracast plus HDMI, because those use different radios and connections.</w:t>
       </w:r>
     </w:p>
-    <w:p>
-      <w:r>
-        <w:pict>
-          <v:rect style="width:0;height:1.5pt" o:hralign="center" o:hrstd="t" o:hr="t"/>
-        </w:pict>
-      </w:r>
-    </w:p>
     <w:bookmarkEnd w:id="12"/>
-    <w:bookmarkEnd w:id="13"/>
-    <w:bookmarkStart w:id="14" w:name="Xc51111a09fae006f50449351563688871ea4433"/>
-    <w:p>
-      <w:pPr>
-        <w:pStyle w:val="Heading2"/>
-      </w:pPr>
-      <w:r>
-        <w:t xml:space="preserve">3. Installation</w:t>
-      </w:r>
-    </w:p>
-    <w:p>
-      <w:pPr>
-        <w:pStyle w:val="SourceCode"/>
-      </w:pPr>
-      <w:r>
-        <w:rPr>
-          <w:rStyle w:val="VerbatimChar"/>
-        </w:rPr>
-        <w:t xml:space="preserve">git clone https://github.com/&lt;your-username&gt;/chorus.git</w:t>
-      </w:r>
-      <w:r>
-        <w:br/>
-      </w:r>
-      <w:r>
-        <w:rPr>
-          <w:rStyle w:val="VerbatimChar"/>
-        </w:rPr>
-        <w:t xml:space="preserve">cd chorus</w:t>
-      </w:r>
-      <w:r>
-        <w:br/>
-      </w:r>
-      <w:r>
-        <w:rPr>
-          <w:rStyle w:val="VerbatimChar"/>
-        </w:rPr>
-        <w:t xml:space="preserve">.\install.ps1</w:t>
+    <w:bookmarkStart w:id="14" w:name="Xd41d9f931ef7bb8edba7489e5f48ae16f63fe30"/>
+    <w:p>
+      <w:pPr>
+        <w:pStyle w:val="Heading3"/>
+      </w:pPr>
+      <w:r>
+        <w:t xml:space="preserve">2.3 What it costs</w:t>
       </w:r>
     </w:p>
     <w:p>
@@ -659,7 +622,20 @@
         <w:pStyle w:val="FirstParagraph"/>
       </w:pPr>
       <w:r>
-        <w:t xml:space="preserve">The installer will:</w:t>
+        <w:t xml:space="preserve">Chorus itself is free. The audio engine it runs on, Voicemeeter, is</w:t>
+      </w:r>
+      <w:r>
+        <w:t xml:space="preserve"> </w:t>
+      </w:r>
+      <w:r>
+        <w:rPr>
+          <w:b/>
+          <w:bCs/>
+        </w:rPr>
+        <w:t xml:space="preserve">donationware</w:t>
+      </w:r>
+      <w:r>
+        <w:t xml:space="preserve">, which is worth knowing before you install anything.</w:t>
       </w:r>
     </w:p>
     <w:p>
@@ -671,7 +647,23 @@
         </w:numPr>
       </w:pPr>
       <w:r>
-        <w:t xml:space="preserve">Check for the audio engine (Voicemeeter Potato) and install it if missing</w:t>
+        <w:t xml:space="preserve">It is</w:t>
+      </w:r>
+      <w:r>
+        <w:t xml:space="preserve"> </w:t>
+      </w:r>
+      <w:r>
+        <w:rPr>
+          <w:b/>
+          <w:bCs/>
+        </w:rPr>
+        <w:t xml:space="preserve">not a subscription.</w:t>
+      </w:r>
+      <w:r>
+        <w:t xml:space="preserve"> </w:t>
+      </w:r>
+      <w:r>
+        <w:t xml:space="preserve">You pay once, and you pick the amount, anywhere from 10 to 100 EUR.</w:t>
       </w:r>
     </w:p>
     <w:p>
@@ -683,20 +675,17 @@
         </w:numPr>
       </w:pPr>
       <w:r>
-        <w:t xml:space="preserve">Ask you to</w:t>
-      </w:r>
-      <w:r>
-        <w:t xml:space="preserve"> </w:t>
-      </w:r>
-      <w:r>
         <w:rPr>
           <w:b/>
           <w:bCs/>
         </w:rPr>
-        <w:t xml:space="preserve">reboot</w:t>
-      </w:r>
-      <w:r>
-        <w:t xml:space="preserve">. This is required for the virtual audio driver</w:t>
+        <w:t xml:space="preserve">You do not have to pay to use it.</w:t>
+      </w:r>
+      <w:r>
+        <w:t xml:space="preserve"> </w:t>
+      </w:r>
+      <w:r>
+        <w:t xml:space="preserve">Nothing is locked off or time limited. Everything in this manual works unlicensed, including the delay setting that removes the echo.</w:t>
       </w:r>
     </w:p>
     <w:p>
@@ -708,49 +697,45 @@
         </w:numPr>
       </w:pPr>
       <w:r>
-        <w:t xml:space="preserve">Set the virtual audio device as your default output</w:t>
-      </w:r>
-    </w:p>
-    <w:p>
-      <w:pPr>
-        <w:pStyle w:val="Compact"/>
-        <w:numPr>
-          <w:ilvl w:val="0"/>
-          <w:numId w:val="1002"/>
-        </w:numPr>
-      </w:pPr>
-      <w:r>
-        <w:t xml:space="preserve">Disable Windows power-saving on your Bluetooth and Wi-Fi adapters (this prevents a common cause of dropouts)</w:t>
-      </w:r>
-    </w:p>
-    <w:p>
-      <w:pPr>
-        <w:pStyle w:val="Compact"/>
-        <w:numPr>
-          <w:ilvl w:val="0"/>
-          <w:numId w:val="1002"/>
-        </w:numPr>
-      </w:pPr>
-      <w:r>
-        <w:t xml:space="preserve">Add Chorus to startup</w:t>
-      </w:r>
-    </w:p>
-    <w:p>
-      <w:pPr>
-        <w:pStyle w:val="BlockText"/>
-      </w:pPr>
+        <w:t xml:space="preserve">Until you pay, Voicemeeter shows an</w:t>
+      </w:r>
+      <w:r>
+        <w:t xml:space="preserve"> </w:t>
+      </w:r>
       <w:r>
         <w:rPr>
           <w:b/>
           <w:bCs/>
         </w:rPr>
-        <w:t xml:space="preserve">The reboot is not optional.</w:t>
-      </w:r>
-      <w:r>
-        <w:t xml:space="preserve"> </w:t>
-      </w:r>
-      <w:r>
-        <w:t xml:space="preserve">The virtual audio driver only loads properly after a restart.</w:t>
+        <w:t xml:space="preserve">"About / Registration info"</w:t>
+      </w:r>
+      <w:r>
+        <w:t xml:space="preserve"> </w:t>
+      </w:r>
+      <w:r>
+        <w:t xml:space="preserve">reminder now and then. It is not on every launch. Close it and carry on.</w:t>
+      </w:r>
+    </w:p>
+    <w:p>
+      <w:pPr>
+        <w:pStyle w:val="FirstParagraph"/>
+      </w:pPr>
+      <w:r>
+        <w:t xml:space="preserve">If this ends up being something you use often, Voicemeeter is written by one developer and a licence is bought at</w:t>
+      </w:r>
+      <w:r>
+        <w:t xml:space="preserve"> </w:t>
+      </w:r>
+      <w:hyperlink r:id="rId13">
+        <w:r>
+          <w:rPr>
+            <w:rStyle w:val="Hyperlink"/>
+          </w:rPr>
+          <w:t xml:space="preserve">shop.vb-audio.com</w:t>
+        </w:r>
+      </w:hyperlink>
+      <w:r>
+        <w:t xml:space="preserve">. This project is not connected to them and gets nothing from that.</w:t>
       </w:r>
     </w:p>
     <w:p>
@@ -761,22 +746,43 @@
       </w:r>
     </w:p>
     <w:bookmarkEnd w:id="14"/>
-    <w:bookmarkStart w:id="18" w:name="X91535379f7c05a3440d6d31e1f163f7a1f790fe"/>
+    <w:bookmarkEnd w:id="15"/>
+    <w:bookmarkStart w:id="16" w:name="Xc51111a09fae006f50449351563688871ea4433"/>
     <w:p>
       <w:pPr>
         <w:pStyle w:val="Heading2"/>
       </w:pPr>
       <w:r>
-        <w:t xml:space="preserve">4. First Setup</w:t>
-      </w:r>
-    </w:p>
-    <w:bookmarkStart w:id="15" w:name="step-1-connect-your-speakers-first"/>
-    <w:p>
-      <w:pPr>
-        <w:pStyle w:val="Heading3"/>
-      </w:pPr>
-      <w:r>
-        <w:t xml:space="preserve">Step 1: Connect your speakers first</w:t>
+        <w:t xml:space="preserve">3. Installation</w:t>
+      </w:r>
+    </w:p>
+    <w:p>
+      <w:pPr>
+        <w:pStyle w:val="SourceCode"/>
+      </w:pPr>
+      <w:r>
+        <w:rPr>
+          <w:rStyle w:val="VerbatimChar"/>
+        </w:rPr>
+        <w:t xml:space="preserve">git clone https://github.com/&lt;your-username&gt;/chorus.git</w:t>
+      </w:r>
+      <w:r>
+        <w:br/>
+      </w:r>
+      <w:r>
+        <w:rPr>
+          <w:rStyle w:val="VerbatimChar"/>
+        </w:rPr>
+        <w:t xml:space="preserve">cd chorus</w:t>
+      </w:r>
+      <w:r>
+        <w:br/>
+      </w:r>
+      <w:r>
+        <w:rPr>
+          <w:rStyle w:val="VerbatimChar"/>
+        </w:rPr>
+        <w:t xml:space="preserve">.\install.ps1</w:t>
       </w:r>
     </w:p>
     <w:p>
@@ -784,204 +790,7 @@
         <w:pStyle w:val="FirstParagraph"/>
       </w:pPr>
       <w:r>
-        <w:t xml:space="preserve">Turn on every speaker you want to use and make sure Windows shows them as</w:t>
-      </w:r>
-      <w:r>
-        <w:t xml:space="preserve"> </w:t>
-      </w:r>
-      <w:r>
-        <w:rPr>
-          <w:b/>
-          <w:bCs/>
-        </w:rPr>
-        <w:t xml:space="preserve">Connected</w:t>
-      </w:r>
-      <w:r>
-        <w:t xml:space="preserve"> </w:t>
-      </w:r>
-      <w:r>
-        <w:t xml:space="preserve">in Settings → Bluetooth &amp; devices.</w:t>
-      </w:r>
-    </w:p>
-    <w:p>
-      <w:pPr>
-        <w:pStyle w:val="BlockText"/>
-      </w:pPr>
-      <w:r>
-        <w:t xml:space="preserve">Chorus can only see speakers that are switched on and connected. A speaker that is merely</w:t>
-      </w:r>
-      <w:r>
-        <w:t xml:space="preserve"> </w:t>
-      </w:r>
-      <w:r>
-        <w:rPr>
-          <w:i/>
-          <w:iCs/>
-        </w:rPr>
-        <w:t xml:space="preserve">paired</w:t>
-      </w:r>
-      <w:r>
-        <w:t xml:space="preserve"> </w:t>
-      </w:r>
-      <w:r>
-        <w:t xml:space="preserve">but switched off will not appear.</w:t>
-      </w:r>
-    </w:p>
-    <w:bookmarkEnd w:id="15"/>
-    <w:bookmarkStart w:id="16" w:name="step-2-run-setup"/>
-    <w:p>
-      <w:pPr>
-        <w:pStyle w:val="Heading3"/>
-      </w:pPr>
-      <w:r>
-        <w:t xml:space="preserve">Step 2: Run setup</w:t>
-      </w:r>
-    </w:p>
-    <w:p>
-      <w:pPr>
-        <w:pStyle w:val="SourceCode"/>
-      </w:pPr>
-      <w:r>
-        <w:rPr>
-          <w:rStyle w:val="VerbatimChar"/>
-        </w:rPr>
-        <w:t xml:space="preserve">chorus setup</w:t>
-      </w:r>
-    </w:p>
-    <w:p>
-      <w:pPr>
-        <w:pStyle w:val="FirstParagraph"/>
-      </w:pPr>
-      <w:r>
-        <w:t xml:space="preserve">You will see a list like this:</w:t>
-      </w:r>
-    </w:p>
-    <w:p>
-      <w:pPr>
-        <w:pStyle w:val="SourceCode"/>
-      </w:pPr>
-      <w:r>
-        <w:rPr>
-          <w:rStyle w:val="VerbatimChar"/>
-        </w:rPr>
-        <w:t xml:space="preserve">BUS  AVAILABLE DEVICES                          TRANSPORT</w:t>
-      </w:r>
-      <w:r>
-        <w:br/>
-      </w:r>
-      <w:r>
-        <w:rPr>
-          <w:rStyle w:val="VerbatimChar"/>
-        </w:rPr>
-        <w:t xml:space="preserve">  1  Headphones (PartyPal 185 Stereo)           BT A2DP</w:t>
-      </w:r>
-      <w:r>
-        <w:br/>
-      </w:r>
-      <w:r>
-        <w:rPr>
-          <w:rStyle w:val="VerbatimChar"/>
-        </w:rPr>
-        <w:t xml:space="preserve">  2  Headphones (boAt Stone 1400 Stereo)        BT A2DP</w:t>
-      </w:r>
-      <w:r>
-        <w:br/>
-      </w:r>
-      <w:r>
-        <w:rPr>
-          <w:rStyle w:val="VerbatimChar"/>
-        </w:rPr>
-        <w:t xml:space="preserve">  3  Digital Output (Abhishek's Tab S9 FE+)     Miracast</w:t>
-      </w:r>
-      <w:r>
-        <w:br/>
-      </w:r>
-      <w:r>
-        <w:rPr>
-          <w:rStyle w:val="VerbatimChar"/>
-        </w:rPr>
-        <w:t xml:space="preserve">  4  Speakers (Realtek High Definition Audio)   Analog</w:t>
-      </w:r>
-    </w:p>
-    <w:p>
-      <w:pPr>
-        <w:pStyle w:val="FirstParagraph"/>
-      </w:pPr>
-      <w:r>
-        <w:t xml:space="preserve">Choose which devices go on which output bus.</w:t>
-      </w:r>
-    </w:p>
-    <w:p>
-      <w:pPr>
-        <w:pStyle w:val="BlockText"/>
-      </w:pPr>
-      <w:r>
-        <w:rPr>
-          <w:b/>
-          <w:bCs/>
-        </w:rPr>
-        <w:t xml:space="preserve">Always pick the "Stereo" version of a Bluetooth device, never "Hands-Free".</w:t>
-      </w:r>
-      <w:r>
-        <w:t xml:space="preserve"> </w:t>
-      </w:r>
-      <w:r>
-        <w:t xml:space="preserve">Hands-free is the telephone-quality mono mode. Chorus hides these automatically, but if you assign devices by hand, watch for it.</w:t>
-      </w:r>
-    </w:p>
-    <w:bookmarkEnd w:id="16"/>
-    <w:bookmarkStart w:id="17" w:name="step-3-calibrate"/>
-    <w:p>
-      <w:pPr>
-        <w:pStyle w:val="Heading3"/>
-      </w:pPr>
-      <w:r>
-        <w:t xml:space="preserve">Step 3: Calibrate</w:t>
-      </w:r>
-    </w:p>
-    <w:p>
-      <w:pPr>
-        <w:pStyle w:val="SourceCode"/>
-      </w:pPr>
-      <w:r>
-        <w:rPr>
-          <w:rStyle w:val="VerbatimChar"/>
-        </w:rPr>
-        <w:t xml:space="preserve">chorus calibrate</w:t>
-      </w:r>
-    </w:p>
-    <w:p>
-      <w:pPr>
-        <w:pStyle w:val="FirstParagraph"/>
-      </w:pPr>
-      <w:r>
-        <w:t xml:space="preserve">This is the important step. See §6.</w:t>
-      </w:r>
-    </w:p>
-    <w:p>
-      <w:r>
-        <w:pict>
-          <v:rect style="width:0;height:1.5pt" o:hralign="center" o:hrstd="t" o:hr="t"/>
-        </w:pict>
-      </w:r>
-    </w:p>
-    <w:bookmarkEnd w:id="17"/>
-    <w:bookmarkEnd w:id="18"/>
-    <w:bookmarkStart w:id="19" w:name="X3af08ad950a616ab603ed6d3368f4995002d98e"/>
-    <w:p>
-      <w:pPr>
-        <w:pStyle w:val="Heading2"/>
-      </w:pPr>
-      <w:r>
-        <w:t xml:space="preserve">5. Everyday Use</w:t>
-      </w:r>
-    </w:p>
-    <w:p>
-      <w:pPr>
-        <w:pStyle w:val="FirstParagraph"/>
-      </w:pPr>
-      <w:r>
-        <w:t xml:space="preserve">Once set up, the routine is:</w:t>
+        <w:t xml:space="preserve">The installer will:</w:t>
       </w:r>
     </w:p>
     <w:p>
@@ -993,17 +802,7 @@
         </w:numPr>
       </w:pPr>
       <w:r>
-        <w:rPr>
-          <w:b/>
-          <w:bCs/>
-        </w:rPr>
-        <w:t xml:space="preserve">Turn on your speakers.</w:t>
-      </w:r>
-      <w:r>
-        <w:t xml:space="preserve"> </w:t>
-      </w:r>
-      <w:r>
-        <w:t xml:space="preserve">They reconnect automatically.</w:t>
+        <w:t xml:space="preserve">Check for the audio engine (Voicemeeter Potato) and install it if missing</w:t>
       </w:r>
     </w:p>
     <w:p>
@@ -1015,52 +814,74 @@
         </w:numPr>
       </w:pPr>
       <w:r>
+        <w:t xml:space="preserve">Ask you to</w:t>
+      </w:r>
+      <w:r>
+        <w:t xml:space="preserve"> </w:t>
+      </w:r>
+      <w:r>
         <w:rPr>
           <w:b/>
           <w:bCs/>
         </w:rPr>
-        <w:t xml:space="preserve">Play something.</w:t>
-      </w:r>
-      <w:r>
-        <w:t xml:space="preserve"> </w:t>
-      </w:r>
-      <w:r>
-        <w:t xml:space="preserve">That is all.</w:t>
-      </w:r>
-    </w:p>
-    <w:p>
-      <w:pPr>
-        <w:pStyle w:val="FirstParagraph"/>
-      </w:pPr>
-      <w:r>
-        <w:t xml:space="preserve">Chorus and the audio engine start with Windows and restore your settings.</w:t>
-      </w:r>
-    </w:p>
-    <w:p>
-      <w:pPr>
-        <w:pStyle w:val="BodyText"/>
-      </w:pPr>
-      <w:r>
-        <w:t xml:space="preserve">If one speaker is silent, run:</w:t>
-      </w:r>
-    </w:p>
-    <w:p>
-      <w:pPr>
-        <w:pStyle w:val="SourceCode"/>
-      </w:pPr>
-      <w:r>
-        <w:rPr>
-          <w:rStyle w:val="VerbatimChar"/>
-        </w:rPr>
-        <w:t xml:space="preserve">chorus repair</w:t>
-      </w:r>
-    </w:p>
-    <w:p>
-      <w:pPr>
-        <w:pStyle w:val="FirstParagraph"/>
-      </w:pPr>
-      <w:r>
-        <w:t xml:space="preserve">That re-connects the outputs and restarts the audio engine. It takes about fifteen seconds and fixes the large majority of morning-after problems.</w:t>
+        <w:t xml:space="preserve">reboot</w:t>
+      </w:r>
+      <w:r>
+        <w:t xml:space="preserve">. This is required for the virtual audio driver</w:t>
+      </w:r>
+    </w:p>
+    <w:p>
+      <w:pPr>
+        <w:pStyle w:val="Compact"/>
+        <w:numPr>
+          <w:ilvl w:val="0"/>
+          <w:numId w:val="1003"/>
+        </w:numPr>
+      </w:pPr>
+      <w:r>
+        <w:t xml:space="preserve">Set the virtual audio device as your default output</w:t>
+      </w:r>
+    </w:p>
+    <w:p>
+      <w:pPr>
+        <w:pStyle w:val="Compact"/>
+        <w:numPr>
+          <w:ilvl w:val="0"/>
+          <w:numId w:val="1003"/>
+        </w:numPr>
+      </w:pPr>
+      <w:r>
+        <w:t xml:space="preserve">Disable Windows power-saving on your Bluetooth and Wi-Fi adapters (this prevents a common cause of dropouts)</w:t>
+      </w:r>
+    </w:p>
+    <w:p>
+      <w:pPr>
+        <w:pStyle w:val="Compact"/>
+        <w:numPr>
+          <w:ilvl w:val="0"/>
+          <w:numId w:val="1003"/>
+        </w:numPr>
+      </w:pPr>
+      <w:r>
+        <w:t xml:space="preserve">Add Chorus to startup</w:t>
+      </w:r>
+    </w:p>
+    <w:p>
+      <w:pPr>
+        <w:pStyle w:val="BlockText"/>
+      </w:pPr>
+      <w:r>
+        <w:rPr>
+          <w:b/>
+          <w:bCs/>
+        </w:rPr>
+        <w:t xml:space="preserve">The reboot is not optional.</w:t>
+      </w:r>
+      <w:r>
+        <w:t xml:space="preserve"> </w:t>
+      </w:r>
+      <w:r>
+        <w:t xml:space="preserve">The virtual audio driver only loads properly after a restart.</w:t>
       </w:r>
     </w:p>
     <w:p>
@@ -1070,23 +891,228 @@
         </w:pict>
       </w:r>
     </w:p>
+    <w:bookmarkEnd w:id="16"/>
+    <w:bookmarkStart w:id="20" w:name="X91535379f7c05a3440d6d31e1f163f7a1f790fe"/>
+    <w:p>
+      <w:pPr>
+        <w:pStyle w:val="Heading2"/>
+      </w:pPr>
+      <w:r>
+        <w:t xml:space="preserve">4. First Setup</w:t>
+      </w:r>
+    </w:p>
+    <w:bookmarkStart w:id="17" w:name="step-1-connect-your-speakers-first"/>
+    <w:p>
+      <w:pPr>
+        <w:pStyle w:val="Heading3"/>
+      </w:pPr>
+      <w:r>
+        <w:t xml:space="preserve">Step 1: Connect your speakers first</w:t>
+      </w:r>
+    </w:p>
+    <w:p>
+      <w:pPr>
+        <w:pStyle w:val="FirstParagraph"/>
+      </w:pPr>
+      <w:r>
+        <w:t xml:space="preserve">Turn on every speaker you want to use and make sure Windows shows them as</w:t>
+      </w:r>
+      <w:r>
+        <w:t xml:space="preserve"> </w:t>
+      </w:r>
+      <w:r>
+        <w:rPr>
+          <w:b/>
+          <w:bCs/>
+        </w:rPr>
+        <w:t xml:space="preserve">Connected</w:t>
+      </w:r>
+      <w:r>
+        <w:t xml:space="preserve"> </w:t>
+      </w:r>
+      <w:r>
+        <w:t xml:space="preserve">in Settings → Bluetooth &amp; devices.</w:t>
+      </w:r>
+    </w:p>
+    <w:p>
+      <w:pPr>
+        <w:pStyle w:val="BlockText"/>
+      </w:pPr>
+      <w:r>
+        <w:t xml:space="preserve">Chorus can only see speakers that are switched on and connected. A speaker that is merely</w:t>
+      </w:r>
+      <w:r>
+        <w:t xml:space="preserve"> </w:t>
+      </w:r>
+      <w:r>
+        <w:rPr>
+          <w:i/>
+          <w:iCs/>
+        </w:rPr>
+        <w:t xml:space="preserve">paired</w:t>
+      </w:r>
+      <w:r>
+        <w:t xml:space="preserve"> </w:t>
+      </w:r>
+      <w:r>
+        <w:t xml:space="preserve">but switched off will not appear.</w:t>
+      </w:r>
+    </w:p>
+    <w:bookmarkEnd w:id="17"/>
+    <w:bookmarkStart w:id="18" w:name="step-2-run-setup"/>
+    <w:p>
+      <w:pPr>
+        <w:pStyle w:val="Heading3"/>
+      </w:pPr>
+      <w:r>
+        <w:t xml:space="preserve">Step 2: Run setup</w:t>
+      </w:r>
+    </w:p>
+    <w:p>
+      <w:pPr>
+        <w:pStyle w:val="SourceCode"/>
+      </w:pPr>
+      <w:r>
+        <w:rPr>
+          <w:rStyle w:val="VerbatimChar"/>
+        </w:rPr>
+        <w:t xml:space="preserve">chorus setup</w:t>
+      </w:r>
+    </w:p>
+    <w:p>
+      <w:pPr>
+        <w:pStyle w:val="FirstParagraph"/>
+      </w:pPr>
+      <w:r>
+        <w:t xml:space="preserve">You will see a list like this:</w:t>
+      </w:r>
+    </w:p>
+    <w:p>
+      <w:pPr>
+        <w:pStyle w:val="SourceCode"/>
+      </w:pPr>
+      <w:r>
+        <w:rPr>
+          <w:rStyle w:val="VerbatimChar"/>
+        </w:rPr>
+        <w:t xml:space="preserve">BUS  AVAILABLE DEVICES                          TRANSPORT</w:t>
+      </w:r>
+      <w:r>
+        <w:br/>
+      </w:r>
+      <w:r>
+        <w:rPr>
+          <w:rStyle w:val="VerbatimChar"/>
+        </w:rPr>
+        <w:t xml:space="preserve">  1  Headphones (PartyPal 185 Stereo)           BT A2DP</w:t>
+      </w:r>
+      <w:r>
+        <w:br/>
+      </w:r>
+      <w:r>
+        <w:rPr>
+          <w:rStyle w:val="VerbatimChar"/>
+        </w:rPr>
+        <w:t xml:space="preserve">  2  Headphones (boAt Stone 1400 Stereo)        BT A2DP</w:t>
+      </w:r>
+      <w:r>
+        <w:br/>
+      </w:r>
+      <w:r>
+        <w:rPr>
+          <w:rStyle w:val="VerbatimChar"/>
+        </w:rPr>
+        <w:t xml:space="preserve">  3  Digital Output (Abhishek's Tab S9 FE+)     Miracast</w:t>
+      </w:r>
+      <w:r>
+        <w:br/>
+      </w:r>
+      <w:r>
+        <w:rPr>
+          <w:rStyle w:val="VerbatimChar"/>
+        </w:rPr>
+        <w:t xml:space="preserve">  4  Speakers (Realtek High Definition Audio)   Analog</w:t>
+      </w:r>
+    </w:p>
+    <w:p>
+      <w:pPr>
+        <w:pStyle w:val="FirstParagraph"/>
+      </w:pPr>
+      <w:r>
+        <w:t xml:space="preserve">Choose which devices go on which output bus.</w:t>
+      </w:r>
+    </w:p>
+    <w:p>
+      <w:pPr>
+        <w:pStyle w:val="BlockText"/>
+      </w:pPr>
+      <w:r>
+        <w:rPr>
+          <w:b/>
+          <w:bCs/>
+        </w:rPr>
+        <w:t xml:space="preserve">Always pick the "Stereo" version of a Bluetooth device, never "Hands-Free".</w:t>
+      </w:r>
+      <w:r>
+        <w:t xml:space="preserve"> </w:t>
+      </w:r>
+      <w:r>
+        <w:t xml:space="preserve">Hands-free is the telephone-quality mono mode. Chorus hides these automatically, but if you assign devices by hand, watch for it.</w:t>
+      </w:r>
+    </w:p>
+    <w:bookmarkEnd w:id="18"/>
+    <w:bookmarkStart w:id="19" w:name="step-3-calibrate"/>
+    <w:p>
+      <w:pPr>
+        <w:pStyle w:val="Heading3"/>
+      </w:pPr>
+      <w:r>
+        <w:t xml:space="preserve">Step 3: Calibrate</w:t>
+      </w:r>
+    </w:p>
+    <w:p>
+      <w:pPr>
+        <w:pStyle w:val="SourceCode"/>
+      </w:pPr>
+      <w:r>
+        <w:rPr>
+          <w:rStyle w:val="VerbatimChar"/>
+        </w:rPr>
+        <w:t xml:space="preserve">chorus calibrate</w:t>
+      </w:r>
+    </w:p>
+    <w:p>
+      <w:pPr>
+        <w:pStyle w:val="FirstParagraph"/>
+      </w:pPr>
+      <w:r>
+        <w:t xml:space="preserve">This is the important step. See §6.</w:t>
+      </w:r>
+    </w:p>
+    <w:p>
+      <w:r>
+        <w:pict>
+          <v:rect style="width:0;height:1.5pt" o:hralign="center" o:hrstd="t" o:hr="t"/>
+        </w:pict>
+      </w:r>
+    </w:p>
     <w:bookmarkEnd w:id="19"/>
-    <w:bookmarkStart w:id="27" w:name="X31424799c5a3dec7a3304ad838e482e6335db1d"/>
+    <w:bookmarkEnd w:id="20"/>
+    <w:bookmarkStart w:id="21" w:name="X3af08ad950a616ab603ed6d3368f4995002d98e"/>
     <w:p>
       <w:pPr>
         <w:pStyle w:val="Heading2"/>
       </w:pPr>
       <w:r>
-        <w:t xml:space="preserve">6. Calibration: Getting Rid of the Echo</w:t>
-      </w:r>
-    </w:p>
-    <w:bookmarkStart w:id="20" w:name="Xea253a28623d43a4c7c97a3f342f90789aa6a38"/>
-    <w:p>
-      <w:pPr>
-        <w:pStyle w:val="Heading3"/>
-      </w:pPr>
-      <w:r>
-        <w:t xml:space="preserve">6.1 When to calibrate</w:t>
+        <w:t xml:space="preserve">5. Everyday Use</w:t>
+      </w:r>
+    </w:p>
+    <w:p>
+      <w:pPr>
+        <w:pStyle w:val="FirstParagraph"/>
+      </w:pPr>
+      <w:r>
+        <w:t xml:space="preserve">Once set up, the routine is:</w:t>
       </w:r>
     </w:p>
     <w:p>
@@ -1098,7 +1124,17 @@
         </w:numPr>
       </w:pPr>
       <w:r>
-        <w:t xml:space="preserve">The first time you set up</w:t>
+        <w:rPr>
+          <w:b/>
+          <w:bCs/>
+        </w:rPr>
+        <w:t xml:space="preserve">Turn on your speakers.</w:t>
+      </w:r>
+      <w:r>
+        <w:t xml:space="preserve"> </w:t>
+      </w:r>
+      <w:r>
+        <w:t xml:space="preserve">They reconnect automatically.</w:t>
       </w:r>
     </w:p>
     <w:p>
@@ -1110,41 +1146,78 @@
         </w:numPr>
       </w:pPr>
       <w:r>
-        <w:t xml:space="preserve">Whenever you add or replace a speaker</w:t>
-      </w:r>
-    </w:p>
-    <w:p>
-      <w:pPr>
-        <w:pStyle w:val="Compact"/>
-        <w:numPr>
-          <w:ilvl w:val="0"/>
-          <w:numId w:val="1004"/>
-        </w:numPr>
-      </w:pPr>
-      <w:r>
-        <w:t xml:space="preserve">Whenever playback develops an echo it did not have before</w:t>
-      </w:r>
-    </w:p>
-    <w:p>
-      <w:pPr>
-        <w:pStyle w:val="Compact"/>
-        <w:numPr>
-          <w:ilvl w:val="0"/>
-          <w:numId w:val="1004"/>
-        </w:numPr>
-      </w:pPr>
-      <w:r>
-        <w:t xml:space="preserve">After changing the buffer size</w:t>
-      </w:r>
-    </w:p>
-    <w:bookmarkEnd w:id="20"/>
-    <w:bookmarkStart w:id="21" w:name="X9c687cf8c048f3eabf2c54468c1539198c8212f"/>
+        <w:rPr>
+          <w:b/>
+          <w:bCs/>
+        </w:rPr>
+        <w:t xml:space="preserve">Play something.</w:t>
+      </w:r>
+      <w:r>
+        <w:t xml:space="preserve"> </w:t>
+      </w:r>
+      <w:r>
+        <w:t xml:space="preserve">That is all.</w:t>
+      </w:r>
+    </w:p>
+    <w:p>
+      <w:pPr>
+        <w:pStyle w:val="FirstParagraph"/>
+      </w:pPr>
+      <w:r>
+        <w:t xml:space="preserve">Chorus and the audio engine start with Windows and restore your settings.</w:t>
+      </w:r>
+    </w:p>
+    <w:p>
+      <w:pPr>
+        <w:pStyle w:val="BodyText"/>
+      </w:pPr>
+      <w:r>
+        <w:t xml:space="preserve">If one speaker is silent, run:</w:t>
+      </w:r>
+    </w:p>
+    <w:p>
+      <w:pPr>
+        <w:pStyle w:val="SourceCode"/>
+      </w:pPr>
+      <w:r>
+        <w:rPr>
+          <w:rStyle w:val="VerbatimChar"/>
+        </w:rPr>
+        <w:t xml:space="preserve">chorus repair</w:t>
+      </w:r>
+    </w:p>
+    <w:p>
+      <w:pPr>
+        <w:pStyle w:val="FirstParagraph"/>
+      </w:pPr>
+      <w:r>
+        <w:t xml:space="preserve">That re-connects the outputs and restarts the audio engine. It takes about fifteen seconds and fixes the large majority of morning-after problems.</w:t>
+      </w:r>
+    </w:p>
+    <w:p>
+      <w:r>
+        <w:pict>
+          <v:rect style="width:0;height:1.5pt" o:hralign="center" o:hrstd="t" o:hr="t"/>
+        </w:pict>
+      </w:r>
+    </w:p>
+    <w:bookmarkEnd w:id="21"/>
+    <w:bookmarkStart w:id="29" w:name="X31424799c5a3dec7a3304ad838e482e6335db1d"/>
+    <w:p>
+      <w:pPr>
+        <w:pStyle w:val="Heading2"/>
+      </w:pPr>
+      <w:r>
+        <w:t xml:space="preserve">6. Calibration: Getting Rid of the Echo</w:t>
+      </w:r>
+    </w:p>
+    <w:bookmarkStart w:id="22" w:name="Xea253a28623d43a4c7c97a3f342f90789aa6a38"/>
     <w:p>
       <w:pPr>
         <w:pStyle w:val="Heading3"/>
       </w:pPr>
       <w:r>
-        <w:t xml:space="preserve">6.2 How to do it</w:t>
+        <w:t xml:space="preserve">6.1 When to calibrate</w:t>
       </w:r>
     </w:p>
     <w:p>
@@ -1156,20 +1229,7 @@
         </w:numPr>
       </w:pPr>
       <w:r>
-        <w:t xml:space="preserve">Place your microphone (or the laptop)</w:t>
-      </w:r>
-      <w:r>
-        <w:t xml:space="preserve"> </w:t>
-      </w:r>
-      <w:r>
-        <w:rPr>
-          <w:b/>
-          <w:bCs/>
-        </w:rPr>
-        <w:t xml:space="preserve">roughly the same distance from each speaker</w:t>
-      </w:r>
-      <w:r>
-        <w:t xml:space="preserve">. This matters, sound travels about 1 metre every 3 milliseconds, so a badly placed mic produces badly calculated delays.</w:t>
+        <w:t xml:space="preserve">The first time you set up</w:t>
       </w:r>
     </w:p>
     <w:p>
@@ -1181,7 +1241,7 @@
         </w:numPr>
       </w:pPr>
       <w:r>
-        <w:t xml:space="preserve">Make the room quiet.</w:t>
+        <w:t xml:space="preserve">Whenever you add or replace a speaker</w:t>
       </w:r>
     </w:p>
     <w:p>
@@ -1193,19 +1253,7 @@
         </w:numPr>
       </w:pPr>
       <w:r>
-        <w:t xml:space="preserve">Run</w:t>
-      </w:r>
-      <w:r>
-        <w:t xml:space="preserve"> </w:t>
-      </w:r>
-      <w:r>
-        <w:rPr>
-          <w:rStyle w:val="VerbatimChar"/>
-        </w:rPr>
-        <w:t xml:space="preserve">chorus calibrate</w:t>
-      </w:r>
-      <w:r>
-        <w:t xml:space="preserve">.</w:t>
+        <w:t xml:space="preserve">Whenever playback develops an echo it did not have before</w:t>
       </w:r>
     </w:p>
     <w:p>
@@ -1217,11 +1265,94 @@
         </w:numPr>
       </w:pPr>
       <w:r>
+        <w:t xml:space="preserve">After changing the buffer size</w:t>
+      </w:r>
+    </w:p>
+    <w:bookmarkEnd w:id="22"/>
+    <w:bookmarkStart w:id="23" w:name="X9c687cf8c048f3eabf2c54468c1539198c8212f"/>
+    <w:p>
+      <w:pPr>
+        <w:pStyle w:val="Heading3"/>
+      </w:pPr>
+      <w:r>
+        <w:t xml:space="preserve">6.2 How to do it</w:t>
+      </w:r>
+    </w:p>
+    <w:p>
+      <w:pPr>
+        <w:pStyle w:val="Compact"/>
+        <w:numPr>
+          <w:ilvl w:val="0"/>
+          <w:numId w:val="1006"/>
+        </w:numPr>
+      </w:pPr>
+      <w:r>
+        <w:t xml:space="preserve">Place your microphone (or the laptop)</w:t>
+      </w:r>
+      <w:r>
+        <w:t xml:space="preserve"> </w:t>
+      </w:r>
+      <w:r>
+        <w:rPr>
+          <w:b/>
+          <w:bCs/>
+        </w:rPr>
+        <w:t xml:space="preserve">roughly the same distance from each speaker</w:t>
+      </w:r>
+      <w:r>
+        <w:t xml:space="preserve">. This matters, sound travels about 1 metre every 3 milliseconds, so a badly placed mic produces badly calculated delays.</w:t>
+      </w:r>
+    </w:p>
+    <w:p>
+      <w:pPr>
+        <w:pStyle w:val="Compact"/>
+        <w:numPr>
+          <w:ilvl w:val="0"/>
+          <w:numId w:val="1006"/>
+        </w:numPr>
+      </w:pPr>
+      <w:r>
+        <w:t xml:space="preserve">Make the room quiet.</w:t>
+      </w:r>
+    </w:p>
+    <w:p>
+      <w:pPr>
+        <w:pStyle w:val="Compact"/>
+        <w:numPr>
+          <w:ilvl w:val="0"/>
+          <w:numId w:val="1006"/>
+        </w:numPr>
+      </w:pPr>
+      <w:r>
+        <w:t xml:space="preserve">Run</w:t>
+      </w:r>
+      <w:r>
+        <w:t xml:space="preserve"> </w:t>
+      </w:r>
+      <w:r>
+        <w:rPr>
+          <w:rStyle w:val="VerbatimChar"/>
+        </w:rPr>
+        <w:t xml:space="preserve">chorus calibrate</w:t>
+      </w:r>
+      <w:r>
+        <w:t xml:space="preserve">.</w:t>
+      </w:r>
+    </w:p>
+    <w:p>
+      <w:pPr>
+        <w:pStyle w:val="Compact"/>
+        <w:numPr>
+          <w:ilvl w:val="0"/>
+          <w:numId w:val="1006"/>
+        </w:numPr>
+      </w:pPr>
+      <w:r>
         <w:t xml:space="preserve">Wait. You will hear a clicking sound from one speaker at a time. This is expected. It is the measurement signal.</w:t>
       </w:r>
     </w:p>
-    <w:bookmarkEnd w:id="21"/>
-    <w:bookmarkStart w:id="25" w:name="Xa7949a4e53ea61b5e6fbd5e657c8c406476cddc"/>
+    <w:bookmarkEnd w:id="23"/>
+    <w:bookmarkStart w:id="27" w:name="Xa7949a4e53ea61b5e6fbd5e657c8c406476cddc"/>
     <w:p>
       <w:pPr>
         <w:pStyle w:val="Heading3"/>
@@ -1239,18 +1370,18 @@
           <wp:inline>
             <wp:extent cx="5334000" cy="693964"/>
             <wp:effectExtent b="0" l="0" r="0" t="0"/>
-            <wp:docPr descr="Figure 1. What happens" title="" id="23" name="Picture"/>
+            <wp:docPr descr="Figure 1. What happens" title="" id="25" name="Picture"/>
             <a:graphic>
               <a:graphicData uri="http://schemas.openxmlformats.org/drawingml/2006/picture">
                 <pic:pic>
                   <pic:nvPicPr>
-                    <pic:cNvPr descr="C:/Users/Priya/AppData/Local/Temp/claude/C--Users-Priya-Downloads-Ai-Downloads/2b5d84e1-8c1d-445a-a5df-ff63a88778b7/scratchpad/diagrams/user-manual-fig01.png" id="24" name="Picture"/>
+                    <pic:cNvPr descr="user-manual-fig01.png" id="26" name="Picture"/>
                     <pic:cNvPicPr>
                       <a:picLocks noChangeArrowheads="1" noChangeAspect="1"/>
                     </pic:cNvPicPr>
                   </pic:nvPicPr>
                   <pic:blipFill>
-                    <a:blip r:embed="rId22"/>
+                    <a:blip r:embed="rId24"/>
                     <a:stretch>
                       <a:fillRect/>
                     </a:stretch>
@@ -1285,8 +1416,8 @@
         <w:t xml:space="preserve">Figure 1. What happens</w:t>
       </w:r>
     </w:p>
-    <w:bookmarkEnd w:id="25"/>
-    <w:bookmarkStart w:id="26" w:name="X491789ab56ee3f2766823a651feaf0a2705a894"/>
+    <w:bookmarkEnd w:id="27"/>
+    <w:bookmarkStart w:id="28" w:name="X491789ab56ee3f2766823a651feaf0a2705a894"/>
     <w:p>
       <w:pPr>
         <w:pStyle w:val="Heading3"/>
@@ -1535,9 +1666,9 @@
         </w:pict>
       </w:r>
     </w:p>
-    <w:bookmarkEnd w:id="26"/>
-    <w:bookmarkEnd w:id="27"/>
-    <w:bookmarkStart w:id="28" w:name="X6bd8b0eb972d04d9ef7261f127e794f266c7333"/>
+    <w:bookmarkEnd w:id="28"/>
+    <w:bookmarkEnd w:id="29"/>
+    <w:bookmarkStart w:id="30" w:name="X6bd8b0eb972d04d9ef7261f127e794f266c7333"/>
     <w:p>
       <w:pPr>
         <w:pStyle w:val="Heading2"/>
@@ -1640,8 +1771,8 @@
         </w:pict>
       </w:r>
     </w:p>
-    <w:bookmarkEnd w:id="28"/>
-    <w:bookmarkStart w:id="29" w:name="X609ba7d9d8470e120fbcd706a7198ebcbcd8095"/>
+    <w:bookmarkEnd w:id="30"/>
+    <w:bookmarkStart w:id="31" w:name="X609ba7d9d8470e120fbcd706a7198ebcbcd8095"/>
     <w:p>
       <w:pPr>
         <w:pStyle w:val="Heading2"/>
@@ -1853,8 +1984,8 @@
         </w:pict>
       </w:r>
     </w:p>
-    <w:bookmarkEnd w:id="29"/>
-    <w:bookmarkStart w:id="38" w:name="X604d32d4245089c058c4a17a722c369f414c972"/>
+    <w:bookmarkEnd w:id="31"/>
+    <w:bookmarkStart w:id="40" w:name="X604d32d4245089c058c4a17a722c369f414c972"/>
     <w:p>
       <w:pPr>
         <w:pStyle w:val="Heading2"/>
@@ -1863,7 +1994,7 @@
         <w:t xml:space="preserve">9. Troubleshooting</w:t>
       </w:r>
     </w:p>
-    <w:bookmarkStart w:id="30" w:name="Xb0aa27526d2463c3ef901bab86a22dbb90d09e5"/>
+    <w:bookmarkStart w:id="32" w:name="Xb0aa27526d2463c3ef901bab86a22dbb90d09e5"/>
     <w:p>
       <w:pPr>
         <w:pStyle w:val="Heading3"/>
@@ -2271,8 +2402,8 @@
         <w:t xml:space="preserve">If dropouts vanish when you switch Wi-Fi off entirely, you have confirmed it is band congestion, and step 2 is your real fix.</w:t>
       </w:r>
     </w:p>
-    <w:bookmarkEnd w:id="30"/>
-    <w:bookmarkStart w:id="31" w:name="X9b7ea3f01d429d12b7e5a01777e70385639b3fc"/>
+    <w:bookmarkEnd w:id="32"/>
+    <w:bookmarkStart w:id="33" w:name="X9b7ea3f01d429d12b7e5a01777e70385639b3fc"/>
     <w:p>
       <w:pPr>
         <w:pStyle w:val="Heading3"/>
@@ -2305,7 +2436,7 @@
         <w:pStyle w:val="Compact"/>
         <w:numPr>
           <w:ilvl w:val="0"/>
-          <w:numId w:val="1006"/>
+          <w:numId w:val="1007"/>
         </w:numPr>
       </w:pPr>
       <w:r>
@@ -2333,7 +2464,7 @@
         <w:pStyle w:val="Compact"/>
         <w:numPr>
           <w:ilvl w:val="0"/>
-          <w:numId w:val="1006"/>
+          <w:numId w:val="1007"/>
         </w:numPr>
       </w:pPr>
       <w:r>
@@ -2360,7 +2491,7 @@
         <w:pStyle w:val="Compact"/>
         <w:numPr>
           <w:ilvl w:val="0"/>
-          <w:numId w:val="1006"/>
+          <w:numId w:val="1007"/>
         </w:numPr>
       </w:pPr>
       <w:r>
@@ -2414,8 +2545,8 @@
         <w:t xml:space="preserve">is the intended remedy.</w:t>
       </w:r>
     </w:p>
-    <w:bookmarkEnd w:id="31"/>
-    <w:bookmarkStart w:id="32" w:name="Xc17b6d02dd0b2a745a6620c45fb911ec0a1b634"/>
+    <w:bookmarkEnd w:id="33"/>
+    <w:bookmarkStart w:id="34" w:name="Xc17b6d02dd0b2a745a6620c45fb911ec0a1b634"/>
     <w:p>
       <w:pPr>
         <w:pStyle w:val="Heading3"/>
@@ -2576,8 +2707,8 @@
         </w:tc>
       </w:tr>
     </w:tbl>
-    <w:bookmarkEnd w:id="32"/>
-    <w:bookmarkStart w:id="33" w:name="X19893a0ae9c8820a88e30e57aab989376825f85"/>
+    <w:bookmarkEnd w:id="34"/>
+    <w:bookmarkStart w:id="35" w:name="X19893a0ae9c8820a88e30e57aab989376825f85"/>
     <w:p>
       <w:pPr>
         <w:pStyle w:val="Heading3"/>
@@ -2621,8 +2752,8 @@
         <w:t xml:space="preserve">mode points it at the hub.</w:t>
       </w:r>
     </w:p>
-    <w:bookmarkEnd w:id="33"/>
-    <w:bookmarkStart w:id="34" w:name="X20d4f30ac020a14f1ecbeb6004d9bfe307af871"/>
+    <w:bookmarkEnd w:id="35"/>
+    <w:bookmarkStart w:id="36" w:name="X20d4f30ac020a14f1ecbeb6004d9bfe307af871"/>
     <w:p>
       <w:pPr>
         <w:pStyle w:val="Heading3"/>
@@ -2864,8 +2995,8 @@
         <w:t xml:space="preserve">A failed calibration changes nothing. Your previous settings are left intact.</w:t>
       </w:r>
     </w:p>
-    <w:bookmarkEnd w:id="34"/>
-    <w:bookmarkStart w:id="35" w:name="X840942de12f058fc629b205722c6a434766e407"/>
+    <w:bookmarkEnd w:id="36"/>
+    <w:bookmarkStart w:id="37" w:name="X840942de12f058fc629b205722c6a434766e407"/>
     <w:p>
       <w:pPr>
         <w:pStyle w:val="Heading3"/>
@@ -2897,8 +3028,8 @@
         <w:t xml:space="preserve">again.</w:t>
       </w:r>
     </w:p>
-    <w:bookmarkEnd w:id="35"/>
-    <w:bookmarkStart w:id="36" w:name="X68b140301f387dc5d08ea863cc2819e8fb71289"/>
+    <w:bookmarkEnd w:id="37"/>
+    <w:bookmarkStart w:id="38" w:name="X68b140301f387dc5d08ea863cc2819e8fb71289"/>
     <w:p>
       <w:pPr>
         <w:pStyle w:val="Heading3"/>
@@ -2962,8 +3093,8 @@
         <w:t xml:space="preserve">You should rarely need the engine window. Use the Chorus panel for daily control.</w:t>
       </w:r>
     </w:p>
-    <w:bookmarkEnd w:id="36"/>
-    <w:bookmarkStart w:id="37" w:name="X7eb2087db36ccc85d2ac6f02a432fed320b978e"/>
+    <w:bookmarkEnd w:id="38"/>
+    <w:bookmarkStart w:id="39" w:name="X7eb2087db36ccc85d2ac6f02a432fed320b978e"/>
     <w:p>
       <w:pPr>
         <w:pStyle w:val="Heading3"/>
@@ -2977,7 +3108,7 @@
         <w:pStyle w:val="Compact"/>
         <w:numPr>
           <w:ilvl w:val="0"/>
-          <w:numId w:val="1007"/>
+          <w:numId w:val="1008"/>
         </w:numPr>
       </w:pPr>
       <w:r>
@@ -3002,7 +3133,7 @@
         <w:pStyle w:val="Compact"/>
         <w:numPr>
           <w:ilvl w:val="0"/>
-          <w:numId w:val="1007"/>
+          <w:numId w:val="1008"/>
         </w:numPr>
       </w:pPr>
       <w:r>
@@ -3014,7 +3145,7 @@
         <w:pStyle w:val="Compact"/>
         <w:numPr>
           <w:ilvl w:val="0"/>
-          <w:numId w:val="1007"/>
+          <w:numId w:val="1008"/>
         </w:numPr>
       </w:pPr>
       <w:r>
@@ -3028,9 +3159,9 @@
         </w:pict>
       </w:r>
     </w:p>
-    <w:bookmarkEnd w:id="37"/>
-    <w:bookmarkEnd w:id="38"/>
-    <w:bookmarkStart w:id="39" w:name="X3f92d2cd7e398674f01069b2525e7bad99d527b"/>
+    <w:bookmarkEnd w:id="39"/>
+    <w:bookmarkEnd w:id="40"/>
+    <w:bookmarkStart w:id="41" w:name="X3f92d2cd7e398674f01069b2525e7bad99d527b"/>
     <w:p>
       <w:pPr>
         <w:pStyle w:val="Heading2"/>
@@ -3218,8 +3349,8 @@
         </w:pict>
       </w:r>
     </w:p>
-    <w:bookmarkEnd w:id="39"/>
-    <w:bookmarkStart w:id="40" w:name="Xbd5a83c391602b3631b4e935148e350180636ba"/>
+    <w:bookmarkEnd w:id="41"/>
+    <w:bookmarkStart w:id="42" w:name="Xbd5a83c391602b3631b4e935148e350180636ba"/>
     <w:p>
       <w:pPr>
         <w:pStyle w:val="Heading2"/>
@@ -3525,8 +3656,8 @@
         </w:pict>
       </w:r>
     </w:p>
-    <w:bookmarkEnd w:id="40"/>
-    <w:bookmarkStart w:id="41" w:name="X88d9f982150f57dee9d4fa8e7eb89bf2082aaa5"/>
+    <w:bookmarkEnd w:id="42"/>
+    <w:bookmarkStart w:id="43" w:name="X88d9f982150f57dee9d4fa8e7eb89bf2082aaa5"/>
     <w:p>
       <w:pPr>
         <w:pStyle w:val="Heading2"/>
@@ -3588,7 +3719,7 @@
         <w:pStyle w:val="Compact"/>
         <w:numPr>
           <w:ilvl w:val="0"/>
-          <w:numId w:val="1008"/>
+          <w:numId w:val="1009"/>
         </w:numPr>
       </w:pPr>
       <w:r>
@@ -3612,7 +3743,7 @@
         <w:pStyle w:val="Compact"/>
         <w:numPr>
           <w:ilvl w:val="0"/>
-          <w:numId w:val="1008"/>
+          <w:numId w:val="1009"/>
         </w:numPr>
       </w:pPr>
       <w:r>
@@ -3624,7 +3755,7 @@
         <w:pStyle w:val="Compact"/>
         <w:numPr>
           <w:ilvl w:val="0"/>
-          <w:numId w:val="1008"/>
+          <w:numId w:val="1009"/>
         </w:numPr>
       </w:pPr>
       <w:r>
@@ -3636,14 +3767,14 @@
         <w:pStyle w:val="Compact"/>
         <w:numPr>
           <w:ilvl w:val="0"/>
-          <w:numId w:val="1008"/>
+          <w:numId w:val="1009"/>
         </w:numPr>
       </w:pPr>
       <w:r>
         <w:t xml:space="preserve">Whether any wireless display is connected</w:t>
       </w:r>
     </w:p>
-    <w:bookmarkEnd w:id="41"/>
+    <w:bookmarkEnd w:id="43"/>
     <w:sectPr>
       <w:footnotePr>
         <w:numRestart w:val="eachSect"/>
@@ -3950,34 +4081,7 @@
     <w:abstractNumId w:val="991"/>
   </w:num>
   <w:num w:numId="1002">
-    <w:abstractNumId w:val="99411"/>
-    <w:lvlOverride w:ilvl="0">
-      <w:startOverride w:val="1"/>
-    </w:lvlOverride>
-    <w:lvlOverride w:ilvl="1">
-      <w:startOverride w:val="1"/>
-    </w:lvlOverride>
-    <w:lvlOverride w:ilvl="2">
-      <w:startOverride w:val="1"/>
-    </w:lvlOverride>
-    <w:lvlOverride w:ilvl="3">
-      <w:startOverride w:val="1"/>
-    </w:lvlOverride>
-    <w:lvlOverride w:ilvl="4">
-      <w:startOverride w:val="1"/>
-    </w:lvlOverride>
-    <w:lvlOverride w:ilvl="5">
-      <w:startOverride w:val="1"/>
-    </w:lvlOverride>
-    <w:lvlOverride w:ilvl="6">
-      <w:startOverride w:val="1"/>
-    </w:lvlOverride>
-    <w:lvlOverride w:ilvl="7">
-      <w:startOverride w:val="1"/>
-    </w:lvlOverride>
-    <w:lvlOverride w:ilvl="8">
-      <w:startOverride w:val="1"/>
-    </w:lvlOverride>
+    <w:abstractNumId w:val="991"/>
   </w:num>
   <w:num w:numId="1003">
     <w:abstractNumId w:val="99411"/>
@@ -4010,9 +4114,6 @@
     </w:lvlOverride>
   </w:num>
   <w:num w:numId="1004">
-    <w:abstractNumId w:val="991"/>
-  </w:num>
-  <w:num w:numId="1005">
     <w:abstractNumId w:val="99411"/>
     <w:lvlOverride w:ilvl="0">
       <w:startOverride w:val="1"/>
@@ -4041,6 +4142,9 @@
     <w:lvlOverride w:ilvl="8">
       <w:startOverride w:val="1"/>
     </w:lvlOverride>
+  </w:num>
+  <w:num w:numId="1005">
+    <w:abstractNumId w:val="991"/>
   </w:num>
   <w:num w:numId="1006">
     <w:abstractNumId w:val="99411"/>
@@ -4103,6 +4207,36 @@
     </w:lvlOverride>
   </w:num>
   <w:num w:numId="1008">
+    <w:abstractNumId w:val="99411"/>
+    <w:lvlOverride w:ilvl="0">
+      <w:startOverride w:val="1"/>
+    </w:lvlOverride>
+    <w:lvlOverride w:ilvl="1">
+      <w:startOverride w:val="1"/>
+    </w:lvlOverride>
+    <w:lvlOverride w:ilvl="2">
+      <w:startOverride w:val="1"/>
+    </w:lvlOverride>
+    <w:lvlOverride w:ilvl="3">
+      <w:startOverride w:val="1"/>
+    </w:lvlOverride>
+    <w:lvlOverride w:ilvl="4">
+      <w:startOverride w:val="1"/>
+    </w:lvlOverride>
+    <w:lvlOverride w:ilvl="5">
+      <w:startOverride w:val="1"/>
+    </w:lvlOverride>
+    <w:lvlOverride w:ilvl="6">
+      <w:startOverride w:val="1"/>
+    </w:lvlOverride>
+    <w:lvlOverride w:ilvl="7">
+      <w:startOverride w:val="1"/>
+    </w:lvlOverride>
+    <w:lvlOverride w:ilvl="8">
+      <w:startOverride w:val="1"/>
+    </w:lvlOverride>
+  </w:num>
+  <w:num w:numId="1009">
     <w:abstractNumId w:val="991"/>
   </w:num>
 </w:numbering>
